--- a/dokumentacio1.docx
+++ b/dokumentacio1.docx
@@ -1,254 +1,379 @@
 
 <file path=word/document.xml><?xml version="1.0" encoding="utf-8"?>
-<w:document xmlns:mc="http://schemas.openxmlformats.org/markup-compatibility/2006" xmlns:o="urn:schemas-microsoft-com:office:office" xmlns:r="http://schemas.openxmlformats.org/officeDocument/2006/relationships" xmlns:m="http://schemas.openxmlformats.org/officeDocument/2006/math" xmlns:v="urn:schemas-microsoft-com:vml" xmlns:wp="http://schemas.openxmlformats.org/drawingml/2006/wordprocessingDrawing" xmlns:w10="urn:schemas-microsoft-com:office:word" xmlns:w="http://schemas.openxmlformats.org/wordprocessingml/2006/main" xmlns:wne="http://schemas.microsoft.com/office/word/2006/wordml" xmlns:sl="http://schemas.openxmlformats.org/schemaLibrary/2006/main" xmlns:a="http://schemas.openxmlformats.org/drawingml/2006/main" xmlns:pic="http://schemas.openxmlformats.org/drawingml/2006/picture" xmlns:c="http://schemas.openxmlformats.org/drawingml/2006/chart" xmlns:lc="http://schemas.openxmlformats.org/drawingml/2006/lockedCanvas" xmlns:dgm="http://schemas.openxmlformats.org/drawingml/2006/diagram" xmlns:wps="http://schemas.microsoft.com/office/word/2010/wordprocessingShape" xmlns:wpg="http://schemas.microsoft.com/office/word/2010/wordprocessingGroup" xmlns:w14="http://schemas.microsoft.com/office/word/2010/wordml" xmlns:w15="http://schemas.microsoft.com/office/word/2012/wordml" xmlns:w16="http://schemas.microsoft.com/office/word/2018/wordml" xmlns:w16cex="http://schemas.microsoft.com/office/word/2018/wordml/cex" xmlns:w16cid="http://schemas.microsoft.com/office/word/2016/wordml/cid" xmlns="http://schemas.microsoft.com/office/tasks/2019/documenttasks" xmlns:cr="http://schemas.microsoft.com/office/comments/2020/reactions">
+<w:document xmlns:wpc="http://schemas.microsoft.com/office/word/2010/wordprocessingCanvas" xmlns:cx="http://schemas.microsoft.com/office/drawing/2014/chartex" xmlns:cx1="http://schemas.microsoft.com/office/drawing/2015/9/8/chartex" xmlns:cx2="http://schemas.microsoft.com/office/drawing/2015/10/21/chartex" xmlns:cx3="http://schemas.microsoft.com/office/drawing/2016/5/9/chartex" xmlns:cx4="http://schemas.microsoft.com/office/drawing/2016/5/10/chartex" xmlns:cx5="http://schemas.microsoft.com/office/drawing/2016/5/11/chartex" xmlns:cx6="http://schemas.microsoft.com/office/drawing/2016/5/12/chartex" xmlns:cx7="http://schemas.microsoft.com/office/drawing/2016/5/13/chartex" xmlns:cx8="http://schemas.microsoft.com/office/drawing/2016/5/14/chartex" xmlns:mc="http://schemas.openxmlformats.org/markup-compatibility/2006" xmlns:aink="http://schemas.microsoft.com/office/drawing/2016/ink" xmlns:am3d="http://schemas.microsoft.com/office/drawing/2017/model3d" xmlns:o="urn:schemas-microsoft-com:office:office" xmlns:r="http://schemas.openxmlformats.org/officeDocument/2006/relationships" xmlns:m="http://schemas.openxmlformats.org/officeDocument/2006/math" xmlns:v="urn:schemas-microsoft-com:vml" xmlns:wp14="http://schemas.microsoft.com/office/word/2010/wordprocessingDrawing" xmlns:wp="http://schemas.openxmlformats.org/drawingml/2006/wordprocessingDrawing" xmlns:w10="urn:schemas-microsoft-com:office:word" xmlns:w="http://schemas.openxmlformats.org/wordprocessingml/2006/main" xmlns:w14="http://schemas.microsoft.com/office/word/2010/wordml" xmlns:w15="http://schemas.microsoft.com/office/word/2012/wordml" xmlns:w16cex="http://schemas.microsoft.com/office/word/2018/wordml/cex" xmlns:w16cid="http://schemas.microsoft.com/office/word/2016/wordml/cid" xmlns:w16="http://schemas.microsoft.com/office/word/2018/wordml" xmlns:w16sdtdh="http://schemas.microsoft.com/office/word/2020/wordml/sdtdatahash" xmlns:w16se="http://schemas.microsoft.com/office/word/2015/wordml/symex" xmlns:wpg="http://schemas.microsoft.com/office/word/2010/wordprocessingGroup" xmlns:wpi="http://schemas.microsoft.com/office/word/2010/wordprocessingInk" xmlns:wne="http://schemas.microsoft.com/office/word/2006/wordml" xmlns:wps="http://schemas.microsoft.com/office/word/2010/wordprocessingShape" mc:Ignorable="w14 w15 w16se w16cid w16 w16cex w16sdtdh wp14">
   <w:body>
     <w:p>
-      <w:pPr>
-        <w:rPr/>
-      </w:pPr>
+      <w:r>
+        <w:t>Projektmunka I.</w:t>
+      </w:r>
+    </w:p>
+    <w:p>
+      <w:r>
+        <w:t xml:space="preserve">Készítette: </w:t>
+      </w:r>
+      <w:proofErr w:type="spellStart"/>
+      <w:r>
+        <w:t>Egges-Gránitz</w:t>
+      </w:r>
+      <w:proofErr w:type="spellEnd"/>
+      <w:r>
+        <w:t xml:space="preserve"> Hanna, Joó Ferenc Bálint</w:t>
+      </w:r>
+    </w:p>
+    <w:p>
+      <w:r>
+        <w:t>A projekt témája: Weboldal készítés egy általunk kedves városról   - a választásunk Japán fővárosa, Tokió lett.</w:t>
+      </w:r>
+    </w:p>
+    <w:p>
+      <w:r>
+        <w:t>Leadási határidő: Október 2.</w:t>
+      </w:r>
+    </w:p>
+    <w:p/>
+    <w:p>
+      <w:r>
+        <w:t>2026.09.10. -  A feladat kézhez kapása</w:t>
+      </w:r>
+    </w:p>
+    <w:p>
+      <w:r>
+        <w:t>Mivel ez az első projektmunka az évben, túl sok erőfeszítést nem kellett be</w:t>
+      </w:r>
+      <w:r>
+        <w:t xml:space="preserve">nne. Négy hetet kaptunk arra, hogy a projektet befejezzük és elő tudjuk adni. Ezen a napon megtanultuk a </w:t>
+      </w:r>
+      <w:proofErr w:type="spellStart"/>
+      <w:r>
+        <w:t>github</w:t>
+      </w:r>
+      <w:proofErr w:type="spellEnd"/>
+      <w:r>
+        <w:t xml:space="preserve"> alapjait, hogyan lehet feltölteni egy fájlt egy közös mappába a felhőbe. Miután ezeket átvettük, bele is kezdhettünk a munkába</w:t>
+      </w:r>
+    </w:p>
+    <w:p/>
+    <w:p>
+      <w:r>
+        <w:t xml:space="preserve">2026.09.17. - A </w:t>
+      </w:r>
+      <w:r>
+        <w:t>weblap kialakítása</w:t>
+      </w:r>
+    </w:p>
+    <w:p>
+      <w:r>
+        <w:t xml:space="preserve">Elkezdtünk a weblap design és az elemek elhelyezésén dolgozni. Tudatunk alatt felosztottuk a munkát kettőnk között. Weblapot én (Hanna) építette, Ferenc pedig a weblap design-ért felelt. A weblap felépítése többnyire a </w:t>
+      </w:r>
+      <w:proofErr w:type="spellStart"/>
+      <w:r>
+        <w:t>Bootstrap</w:t>
+      </w:r>
+      <w:proofErr w:type="spellEnd"/>
+      <w:r>
+        <w:t xml:space="preserve"> 5-ös ver</w:t>
+      </w:r>
+      <w:r>
+        <w:t xml:space="preserve">ziójában van és így, mikor a weblapot akarjuk kicsinyíteni szélességben, a képek és a szövegek nem fognak egymásba hullani és így nem dől össze a weboldal. Ezen a napon sikeres lett egy kért navigációs </w:t>
+      </w:r>
+      <w:proofErr w:type="spellStart"/>
+      <w:r>
+        <w:t>menű</w:t>
+      </w:r>
+      <w:proofErr w:type="spellEnd"/>
+      <w:r>
+        <w:t xml:space="preserve"> és felkerültek az első képek és szövegek.</w:t>
+      </w:r>
+    </w:p>
+    <w:p/>
+    <w:p>
+      <w:r>
+        <w:t>2026.0</w:t>
+      </w:r>
+      <w:r>
+        <w:t>9.24. - A weblap véglegesítése, utolsó ötletek</w:t>
+      </w:r>
+    </w:p>
+    <w:p>
+      <w:r>
+        <w:t>A feladatban kérés volt a választott városban legalább 3-4 látványosságot kódolni és egy működő, interaktív kvízt vagy galériát. A kvíz mellett döntöttünk és ez a feladat Ferencnek jutott. A weblapon a 4 számu</w:t>
+      </w:r>
+      <w:r>
+        <w:t xml:space="preserve">nkra látványosságokat sikerült elhelyezni az oldalon. Minden látványossághoz egy rövid történet, ismertető adatok és egy kép is társul. </w:t>
+      </w:r>
+    </w:p>
+    <w:p/>
+    <w:p>
+      <w:r>
+        <w:t>Funkciói:</w:t>
+      </w:r>
+    </w:p>
+    <w:p>
+      <w:r>
+        <w:t>Navigációs menü:</w:t>
+      </w:r>
+    </w:p>
+    <w:p>
+      <w:r>
+        <w:t>A weblap navigációs menüje nagyon érdekesen működik. A tervem az volt, hogy az elemeket egy</w:t>
+      </w:r>
+      <w:r>
+        <w:t xml:space="preserve"> oldalra tudjam elhelyezni és ha egy felhasználó rákattint egy címre a navigációs menüben, akkor a tartalom nem új lapon, hanem ugyanazon fog megjelenni. Ez úgy történik, hogy a címre kattintva az oldal automatikusan legördít arra tartalom részre, amelyet </w:t>
+      </w:r>
+      <w:r>
+        <w:t xml:space="preserve">a felhasználó a navigációs bárban megnyomott. </w:t>
+      </w:r>
+    </w:p>
+    <w:p/>
+    <w:p>
+      <w:r>
+        <w:t>Kvíz felület:</w:t>
+      </w:r>
+    </w:p>
+    <w:p>
+      <w:r>
+        <w:t>A kvíz egy külön oldalon fog megjelenni.</w:t>
+      </w:r>
+    </w:p>
+    <w:p/>
+    <w:p>
+      <w:r>
+        <w:t>A kvíz felületről vissza lehet menni a kezdőlapra. Ennek az oldalnak az lenne a lényege hogy az embert ellenőrizze magát, hogy jól tudja-e. Ha rossz választ adott akkor kiírja hogy „Helytelen” a válasza, vagy rossz gombot nyomot meg akkor csak pirosra vált a színe. Ha jó a válaszod, akkor a gomb zöldre vált</w:t>
+      </w:r>
+      <w:r>
+        <w:t>,</w:t>
+      </w:r>
+      <w:r>
+        <w:t xml:space="preserve"> és a többi </w:t>
+      </w:r>
+      <w:r>
+        <w:t>eltűnik. A beírt válaszodnál meg ki lesz kapcsolva hogy más számot vagy szót írnál.</w:t>
+      </w:r>
+    </w:p>
+    <w:p/>
+    <w:p/>
+    <w:p/>
+    <w:p/>
+    <w:p/>
+    <w:p/>
+    <w:p>
+      <w:r>
+        <w:lastRenderedPageBreak/>
+        <w:t>Oldal hibái?:</w:t>
+      </w:r>
+    </w:p>
+    <w:p>
+      <w:r>
+        <w:t>Az oldal stílusának nem így kéne néznie</w:t>
+      </w:r>
+      <w:r>
+        <w:t xml:space="preserve">, főleg a </w:t>
+      </w:r>
+      <w:r>
+        <w:t>gomboknak meg az input</w:t>
+      </w:r>
+      <w:r>
+        <w:t>nak.</w:t>
+      </w:r>
+    </w:p>
+    <w:p>
+      <w:r>
+        <w:t>A kinézetüknek feketés gombnak kéne lennie kékes kerettel.</w:t>
+      </w:r>
+      <w:r>
+        <w:t xml:space="preserve"> </w:t>
+      </w:r>
       <w:r>
         <w:rPr>
-          <w:rtl w:val="0"/>
+          <w:noProof/>
         </w:rPr>
-        <w:t xml:space="preserve">Projektmunka I.</w:t>
-      </w:r>
-    </w:p>
-    <w:p>
-      <w:pPr>
-        <w:rPr/>
-      </w:pPr>
+        <w:t xml:space="preserve"> </w:t>
+      </w:r>
+      <w:r>
+        <w:t xml:space="preserve"> </w:t>
+      </w:r>
+    </w:p>
+    <w:p>
+      <w:r>
+        <w:drawing>
+          <wp:anchor distT="0" distB="0" distL="114300" distR="114300" simplePos="0" relativeHeight="251659264" behindDoc="1" locked="0" layoutInCell="1" allowOverlap="1" wp14:anchorId="29E9AB5D" wp14:editId="7771E29A">
+            <wp:simplePos x="0" y="0"/>
+            <wp:positionH relativeFrom="column">
+              <wp:posOffset>1898650</wp:posOffset>
+            </wp:positionH>
+            <wp:positionV relativeFrom="paragraph">
+              <wp:posOffset>125095</wp:posOffset>
+            </wp:positionV>
+            <wp:extent cx="1079500" cy="501650"/>
+            <wp:effectExtent l="0" t="0" r="6350" b="0"/>
+            <wp:wrapSquare wrapText="bothSides"/>
+            <wp:docPr id="2" name="Kép 2"/>
+            <wp:cNvGraphicFramePr>
+              <a:graphicFrameLocks xmlns:a="http://schemas.openxmlformats.org/drawingml/2006/main" noChangeAspect="1"/>
+            </wp:cNvGraphicFramePr>
+            <a:graphic xmlns:a="http://schemas.openxmlformats.org/drawingml/2006/main">
+              <a:graphicData uri="http://schemas.openxmlformats.org/drawingml/2006/picture">
+                <pic:pic xmlns:pic="http://schemas.openxmlformats.org/drawingml/2006/picture">
+                  <pic:nvPicPr>
+                    <pic:cNvPr id="1" name=""/>
+                    <pic:cNvPicPr/>
+                  </pic:nvPicPr>
+                  <pic:blipFill rotWithShape="1">
+                    <a:blip r:embed="rId4">
+                      <a:extLst>
+                        <a:ext uri="{28A0092B-C50C-407E-A947-70E740481C1C}">
+                          <a14:useLocalDpi xmlns:a14="http://schemas.microsoft.com/office/drawing/2010/main" val="0"/>
+                        </a:ext>
+                      </a:extLst>
+                    </a:blip>
+                    <a:srcRect l="7202" t="-1238" r="5287" b="3584"/>
+                    <a:stretch/>
+                  </pic:blipFill>
+                  <pic:spPr bwMode="auto">
+                    <a:xfrm>
+                      <a:off x="0" y="0"/>
+                      <a:ext cx="1079500" cy="501650"/>
+                    </a:xfrm>
+                    <a:prstGeom prst="rect">
+                      <a:avLst/>
+                    </a:prstGeom>
+                    <a:ln>
+                      <a:noFill/>
+                    </a:ln>
+                    <a:extLst>
+                      <a:ext uri="{53640926-AAD7-44D8-BBD7-CCE9431645EC}">
+                        <a14:shadowObscured xmlns:a14="http://schemas.microsoft.com/office/drawing/2010/main"/>
+                      </a:ext>
+                    </a:extLst>
+                  </pic:spPr>
+                </pic:pic>
+              </a:graphicData>
+            </a:graphic>
+          </wp:anchor>
+        </w:drawing>
+      </w:r>
+    </w:p>
+    <w:p>
       <w:r>
         <w:rPr>
-          <w:rtl w:val="0"/>
+          <w:noProof/>
         </w:rPr>
-        <w:t xml:space="preserve">Készítette: Egges-Gránitz Hanna, Joó Ferenc Bálint</w:t>
-      </w:r>
-    </w:p>
-    <w:p>
-      <w:pPr>
-        <w:rPr/>
-      </w:pPr>
-      <w:r>
-        <w:rPr>
-          <w:rtl w:val="0"/>
-        </w:rPr>
-        <w:t xml:space="preserve">A projekt témája: Weboldal készítés egy általunk kedves városról   - a választásunk Japán fővárosa, Tokió lett.</w:t>
-      </w:r>
-    </w:p>
-    <w:p>
-      <w:pPr>
-        <w:rPr/>
-      </w:pPr>
-      <w:r>
-        <w:rPr>
-          <w:rtl w:val="0"/>
-        </w:rPr>
-        <w:t xml:space="preserve">Leadási határidő: Október 2.</w:t>
-      </w:r>
-    </w:p>
-    <w:p>
-      <w:pPr>
-        <w:rPr/>
-      </w:pPr>
-      <w:r>
-        <w:rPr>
-          <w:rtl w:val="0"/>
-        </w:rPr>
-      </w:r>
-    </w:p>
-    <w:p>
-      <w:pPr>
-        <w:rPr/>
-      </w:pPr>
-      <w:r>
-        <w:rPr>
-          <w:rtl w:val="0"/>
-        </w:rPr>
-        <w:t xml:space="preserve">2026.09.10. -  A feladat kézhez kapása</w:t>
-      </w:r>
-    </w:p>
-    <w:p>
-      <w:pPr>
-        <w:rPr/>
-      </w:pPr>
-      <w:r>
-        <w:rPr>
-          <w:rtl w:val="0"/>
-        </w:rPr>
-        <w:t xml:space="preserve">Mivel ez az első projektmunka az évben, túl sok erőfeszítést nem kellett benne. Négy hetet kaptunk arra, hogy a projektet befejezzük és elő tudjuk adni. Ezen a napon megtanultuk a github alapjait, hogyan lehet feltölteni egy fájlt egy közös mappába a felhőbe. Miután ezeket átvettük, bele is kezdhettünk a munkába</w:t>
-      </w:r>
-    </w:p>
-    <w:p>
-      <w:pPr>
-        <w:rPr/>
-      </w:pPr>
-      <w:r>
-        <w:rPr>
-          <w:rtl w:val="0"/>
-        </w:rPr>
-      </w:r>
-    </w:p>
-    <w:p>
-      <w:pPr>
-        <w:rPr/>
-      </w:pPr>
-      <w:r>
-        <w:rPr>
-          <w:rtl w:val="0"/>
-        </w:rPr>
-        <w:t xml:space="preserve">2026.09.17. - A weblap kialakítása</w:t>
-      </w:r>
-    </w:p>
-    <w:p>
-      <w:pPr>
-        <w:rPr/>
-      </w:pPr>
-      <w:r>
-        <w:rPr>
-          <w:rtl w:val="0"/>
-        </w:rPr>
-        <w:t xml:space="preserve">Elkezdtünk a weblap design és az elemek elhelyezésén dolgozni. Tudatunk alatt felosztottuk a munkát kettőnk között. Weblapot én (Hanna) építette, Ferenc pedig a weblap design-ért felelt. A weblap felépítése többnyire a Bootstrap 5-ös verziójában van és így, mikor a weblapot akarjuk kicsinyíteni szélességben, a képek és a szövegek nem fognak egymásba hullani és így nem dől össze a weboldal. Ezen a napon sikeres lett egy kért navigációs menű és felkerültek az első képek és szövegek.</w:t>
-      </w:r>
-    </w:p>
-    <w:p>
-      <w:pPr>
-        <w:rPr/>
-      </w:pPr>
-      <w:r>
-        <w:rPr>
-          <w:rtl w:val="0"/>
-        </w:rPr>
-      </w:r>
-    </w:p>
-    <w:p>
-      <w:pPr>
-        <w:rPr/>
-      </w:pPr>
-      <w:r>
-        <w:rPr>
-          <w:rtl w:val="0"/>
-        </w:rPr>
-        <w:t xml:space="preserve">2026.09.24. - A weblap véglegesítése, utolsó ötletek</w:t>
-      </w:r>
-    </w:p>
-    <w:p>
-      <w:pPr>
-        <w:rPr/>
-      </w:pPr>
-      <w:r>
-        <w:rPr>
-          <w:rtl w:val="0"/>
-        </w:rPr>
-        <w:t xml:space="preserve">A feladatban kérés volt a választott városban legalább 3-4 látványosságot kódolni és egy működő, interaktív kvízt vagy galériát. A kvíz mellett döntöttünk és ez a feladat Ferencnek jutott. A weblapon a 4 számunkra látványosságokat sikerült elhelyezni az oldalon. Minden látványossághoz egy rövid történet, ismertető adatok és egy kép is társul. </w:t>
-      </w:r>
-    </w:p>
-    <w:p>
-      <w:pPr>
-        <w:rPr/>
-      </w:pPr>
-      <w:r>
-        <w:rPr>
-          <w:rtl w:val="0"/>
-        </w:rPr>
-      </w:r>
-    </w:p>
-    <w:p>
-      <w:pPr>
-        <w:rPr/>
-      </w:pPr>
-      <w:r>
-        <w:rPr>
-          <w:rtl w:val="0"/>
-        </w:rPr>
-        <w:t xml:space="preserve">Funkciói:</w:t>
-      </w:r>
-    </w:p>
-    <w:p>
-      <w:pPr>
-        <w:rPr/>
-      </w:pPr>
-      <w:r>
-        <w:rPr>
-          <w:rtl w:val="0"/>
-        </w:rPr>
-        <w:t xml:space="preserve">Navigációs menü:</w:t>
-      </w:r>
-    </w:p>
-    <w:p>
-      <w:pPr>
-        <w:rPr/>
-      </w:pPr>
-      <w:r>
-        <w:rPr>
-          <w:rtl w:val="0"/>
-        </w:rPr>
-        <w:t xml:space="preserve">A weblap navigációs menüje nagyon érdekesen működik. A tervem az volt, hogy az elemeket egy oldalra tudjam elhelyezni és ha egy felhasználó rákattint egy címre a navigációs menüben, akkor a tartalom nem új lapon, hanem ugyanazon fog megjelenni. Ez úgy történik, hogy a címre kattintva az oldal automatikusan legördít arra tartalom részre, amelyet a felhasználó a navigációs bárban megnyomott. </w:t>
-      </w:r>
-    </w:p>
-    <w:p>
-      <w:pPr>
-        <w:rPr/>
-      </w:pPr>
-      <w:r>
-        <w:rPr>
-          <w:rtl w:val="0"/>
-        </w:rPr>
-      </w:r>
-    </w:p>
-    <w:p>
-      <w:pPr>
-        <w:rPr/>
-      </w:pPr>
-      <w:r>
-        <w:rPr>
-          <w:rtl w:val="0"/>
-        </w:rPr>
-        <w:t xml:space="preserve">Kvíz felület:</w:t>
-      </w:r>
-    </w:p>
-    <w:p>
-      <w:pPr>
-        <w:rPr/>
-      </w:pPr>
-      <w:r>
-        <w:rPr>
-          <w:rtl w:val="0"/>
-        </w:rPr>
-        <w:t xml:space="preserve">A kvíz egy külön oldalon fog megjelenni.</w:t>
-      </w:r>
-    </w:p>
-    <w:p>
-      <w:pPr>
-        <w:rPr/>
-      </w:pPr>
-      <w:r>
-        <w:rPr>
-          <w:rtl w:val="0"/>
-        </w:rPr>
+        <mc:AlternateContent>
+          <mc:Choice Requires="wps">
+            <w:drawing>
+              <wp:anchor distT="0" distB="0" distL="114300" distR="114300" simplePos="0" relativeHeight="251661312" behindDoc="0" locked="0" layoutInCell="1" allowOverlap="1" wp14:anchorId="6C07FF02" wp14:editId="1E4049D4">
+                <wp:simplePos x="0" y="0"/>
+                <wp:positionH relativeFrom="column">
+                  <wp:posOffset>1905000</wp:posOffset>
+                </wp:positionH>
+                <wp:positionV relativeFrom="paragraph">
+                  <wp:posOffset>461010</wp:posOffset>
+                </wp:positionV>
+                <wp:extent cx="1079500" cy="635"/>
+                <wp:effectExtent l="0" t="0" r="0" b="0"/>
+                <wp:wrapSquare wrapText="bothSides"/>
+                <wp:docPr id="1" name="Szövegdoboz 1"/>
+                <wp:cNvGraphicFramePr/>
+                <a:graphic xmlns:a="http://schemas.openxmlformats.org/drawingml/2006/main">
+                  <a:graphicData uri="http://schemas.microsoft.com/office/word/2010/wordprocessingShape">
+                    <wps:wsp>
+                      <wps:cNvSpPr txBox="1"/>
+                      <wps:spPr>
+                        <a:xfrm>
+                          <a:off x="0" y="0"/>
+                          <a:ext cx="1079500" cy="635"/>
+                        </a:xfrm>
+                        <a:prstGeom prst="rect">
+                          <a:avLst/>
+                        </a:prstGeom>
+                        <a:solidFill>
+                          <a:prstClr val="white"/>
+                        </a:solidFill>
+                        <a:ln>
+                          <a:noFill/>
+                        </a:ln>
+                      </wps:spPr>
+                      <wps:txbx>
+                        <w:txbxContent>
+                          <w:p>
+                            <w:pPr>
+                              <w:pStyle w:val="Kpalrs"/>
+                            </w:pPr>
+                            <w:r>
+                              <w:t>A második és negyedik kérdésnél.</w:t>
+                            </w:r>
+                          </w:p>
+                        </w:txbxContent>
+                      </wps:txbx>
+                      <wps:bodyPr rot="0" spcFirstLastPara="0" vertOverflow="overflow" horzOverflow="overflow" vert="horz" wrap="square" lIns="0" tIns="0" rIns="0" bIns="0" numCol="1" spcCol="0" rtlCol="0" fromWordArt="0" anchor="t" anchorCtr="0" forceAA="0" compatLnSpc="1">
+                        <a:prstTxWarp prst="textNoShape">
+                          <a:avLst/>
+                        </a:prstTxWarp>
+                        <a:spAutoFit/>
+                      </wps:bodyPr>
+                    </wps:wsp>
+                  </a:graphicData>
+                </a:graphic>
+              </wp:anchor>
+            </w:drawing>
+          </mc:Choice>
+          <mc:Fallback>
+            <w:pict>
+              <v:shapetype w14:anchorId="6C07FF02" id="_x0000_t202" coordsize="21600,21600" o:spt="202" path="m,l,21600r21600,l21600,xe">
+                <v:stroke joinstyle="miter"/>
+                <v:path gradientshapeok="t" o:connecttype="rect"/>
+              </v:shapetype>
+              <v:shape id="Szövegdoboz 1" o:spid="_x0000_s1026" type="#_x0000_t202" style="position:absolute;margin-left:150pt;margin-top:36.3pt;width:85pt;height:.05pt;z-index:251661312;visibility:visible;mso-wrap-style:square;mso-wrap-distance-left:9pt;mso-wrap-distance-top:0;mso-wrap-distance-right:9pt;mso-wrap-distance-bottom:0;mso-position-horizontal:absolute;mso-position-horizontal-relative:text;mso-position-vertical:absolute;mso-position-vertical-relative:text;v-text-anchor:top" o:gfxdata="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" stroked="f">
+                <v:textbox style="mso-fit-shape-to-text:t" inset="0,0,0,0">
+                  <w:txbxContent>
+                    <w:p>
+                      <w:pPr>
+                        <w:pStyle w:val="Kpalrs"/>
+                      </w:pPr>
+                      <w:r>
+                        <w:t>A második és negyedik kérdésnél.</w:t>
+                      </w:r>
+                    </w:p>
+                  </w:txbxContent>
+                </v:textbox>
+                <w10:wrap type="square"/>
+              </v:shape>
+            </w:pict>
+          </mc:Fallback>
+        </mc:AlternateContent>
+      </w:r>
+      <w:r>
+        <w:t>Valaho</w:t>
+      </w:r>
+      <w:r>
+        <w:t>gy</w:t>
+      </w:r>
+      <w:r>
+        <w:t xml:space="preserve"> így </w:t>
+      </w:r>
+      <w:r>
+        <w:t xml:space="preserve"> kéne kinéznie:</w:t>
       </w:r>
     </w:p>
     <w:sectPr>
-      <w:pgSz w:h="16834" w:w="11909" w:orient="portrait"/>
-      <w:pgMar w:bottom="1440" w:top="1440" w:left="1440" w:right="1440" w:header="720" w:footer="720"/>
+      <w:pgSz w:w="11909" w:h="16834"/>
+      <w:pgMar w:top="1440" w:right="1440" w:bottom="1440" w:left="1440" w:header="720" w:footer="720" w:gutter="0"/>
       <w:pgNumType w:start="1"/>
+      <w:cols w:space="708"/>
     </w:sectPr>
   </w:body>
 </w:document>
 </file>
 
-<file path=word/numbering.xml><?xml version="1.0" encoding="utf-8"?>
-<w:numbering xmlns:mc="http://schemas.openxmlformats.org/markup-compatibility/2006" xmlns:o="urn:schemas-microsoft-com:office:office" xmlns:r="http://schemas.openxmlformats.org/officeDocument/2006/relationships" xmlns:m="http://schemas.openxmlformats.org/officeDocument/2006/math" xmlns:v="urn:schemas-microsoft-com:vml" xmlns:wp="http://schemas.openxmlformats.org/drawingml/2006/wordprocessingDrawing" xmlns:w10="urn:schemas-microsoft-com:office:word" xmlns:w="http://schemas.openxmlformats.org/wordprocessingml/2006/main" xmlns:wne="http://schemas.microsoft.com/office/word/2006/wordml" xmlns:sl="http://schemas.openxmlformats.org/schemaLibrary/2006/main" xmlns:a="http://schemas.openxmlformats.org/drawingml/2006/main" xmlns:pic="http://schemas.openxmlformats.org/drawingml/2006/picture" xmlns:c="http://schemas.openxmlformats.org/drawingml/2006/chart" xmlns:lc="http://schemas.openxmlformats.org/drawingml/2006/lockedCanvas" xmlns:dgm="http://schemas.openxmlformats.org/drawingml/2006/diagram" xmlns:wps="http://schemas.microsoft.com/office/word/2010/wordprocessingShape" xmlns:wpg="http://schemas.microsoft.com/office/word/2010/wordprocessingGroup" xmlns:w14="http://schemas.microsoft.com/office/word/2010/wordml" xmlns:w15="http://schemas.microsoft.com/office/word/2012/wordml" xmlns:w16="http://schemas.microsoft.com/office/word/2018/wordml" xmlns:w16cex="http://schemas.microsoft.com/office/word/2018/wordml/cex" xmlns:w16cid="http://schemas.microsoft.com/office/word/2016/wordml/cid" xmlns="http://schemas.microsoft.com/office/tasks/2019/documenttasks" xmlns:cr="http://schemas.microsoft.com/office/comments/2020/reactions"/>
-</file>
-
 <file path=word/styles.xml><?xml version="1.0" encoding="utf-8"?>
-<w:styles xmlns:mc="http://schemas.openxmlformats.org/markup-compatibility/2006" xmlns:o="urn:schemas-microsoft-com:office:office" xmlns:r="http://schemas.openxmlformats.org/officeDocument/2006/relationships" xmlns:m="http://schemas.openxmlformats.org/officeDocument/2006/math" xmlns:v="urn:schemas-microsoft-com:vml" xmlns:wp="http://schemas.openxmlformats.org/drawingml/2006/wordprocessingDrawing" xmlns:w10="urn:schemas-microsoft-com:office:word" xmlns:w="http://schemas.openxmlformats.org/wordprocessingml/2006/main" xmlns:wne="http://schemas.microsoft.com/office/word/2006/wordml" xmlns:sl="http://schemas.openxmlformats.org/schemaLibrary/2006/main" xmlns:a="http://schemas.openxmlformats.org/drawingml/2006/main" xmlns:pic="http://schemas.openxmlformats.org/drawingml/2006/picture" xmlns:c="http://schemas.openxmlformats.org/drawingml/2006/chart" xmlns:lc="http://schemas.openxmlformats.org/drawingml/2006/lockedCanvas" xmlns:dgm="http://schemas.openxmlformats.org/drawingml/2006/diagram" xmlns:wps="http://schemas.microsoft.com/office/word/2010/wordprocessingShape" xmlns:wpg="http://schemas.microsoft.com/office/word/2010/wordprocessingGroup" xmlns:w14="http://schemas.microsoft.com/office/word/2010/wordml" xmlns:w15="http://schemas.microsoft.com/office/word/2012/wordml" xmlns:w16="http://schemas.microsoft.com/office/word/2018/wordml" xmlns:w16cex="http://schemas.microsoft.com/office/word/2018/wordml/cex" xmlns:w16cid="http://schemas.microsoft.com/office/word/2016/wordml/cid" xmlns="http://schemas.microsoft.com/office/tasks/2019/documenttasks" xmlns:cr="http://schemas.microsoft.com/office/comments/2020/reactions">
+<w:styles xmlns:mc="http://schemas.openxmlformats.org/markup-compatibility/2006" xmlns:r="http://schemas.openxmlformats.org/officeDocument/2006/relationships" xmlns:w="http://schemas.openxmlformats.org/wordprocessingml/2006/main" xmlns:w14="http://schemas.microsoft.com/office/word/2010/wordml" xmlns:w15="http://schemas.microsoft.com/office/word/2012/wordml" xmlns:w16cex="http://schemas.microsoft.com/office/word/2018/wordml/cex" xmlns:w16cid="http://schemas.microsoft.com/office/word/2016/wordml/cid" xmlns:w16="http://schemas.microsoft.com/office/word/2018/wordml" xmlns:w16sdtdh="http://schemas.microsoft.com/office/word/2020/wordml/sdtdatahash" xmlns:w16se="http://schemas.microsoft.com/office/word/2015/wordml/symex" mc:Ignorable="w14 w15 w16se w16cid w16 w16cex w16sdtdh">
   <w:docDefaults>
     <w:rPrDefault>
       <w:rPr>
-        <w:rFonts w:ascii="Arial" w:cs="Arial" w:eastAsia="Arial" w:hAnsi="Arial"/>
+        <w:rFonts w:ascii="Arial" w:eastAsia="Arial" w:hAnsi="Arial" w:cs="Arial"/>
         <w:sz w:val="22"/>
         <w:szCs w:val="22"/>
-        <w:lang w:val="hu"/>
+        <w:lang w:val="hu" w:eastAsia="hu-HU" w:bidi="ar-SA"/>
       </w:rPr>
     </w:rPrDefault>
     <w:pPrDefault>
@@ -257,79 +382,457 @@
       </w:pPr>
     </w:pPrDefault>
   </w:docDefaults>
-  <w:style w:type="table" w:styleId="TableNormal" w:default="1">
-    <w:name w:val="TableNormal"/>
-    <w:tblPr>
-      <w:tblCellMar>
-        <w:top w:w="100.0" w:type="dxa"/>
-        <w:left w:w="100.0" w:type="dxa"/>
-        <w:bottom w:w="100.0" w:type="dxa"/>
-        <w:right w:w="100.0" w:type="dxa"/>
-      </w:tblCellMar>
-    </w:tblPr>
-  </w:style>
-  <w:style w:type="paragraph" w:styleId="Normal" w:default="1">
-    <w:name w:val="normal"/>
-  </w:style>
-  <w:style w:type="paragraph" w:styleId="Heading1">
+  <w:latentStyles w:defLockedState="0" w:defUIPriority="99" w:defSemiHidden="0" w:defUnhideWhenUsed="0" w:defQFormat="0" w:count="376">
+    <w:lsdException w:name="Normal" w:uiPriority="0" w:qFormat="1"/>
+    <w:lsdException w:name="heading 1" w:uiPriority="9" w:qFormat="1"/>
+    <w:lsdException w:name="heading 2" w:semiHidden="1" w:uiPriority="9" w:unhideWhenUsed="1" w:qFormat="1"/>
+    <w:lsdException w:name="heading 3" w:semiHidden="1" w:uiPriority="9" w:unhideWhenUsed="1" w:qFormat="1"/>
+    <w:lsdException w:name="heading 4" w:semiHidden="1" w:uiPriority="9" w:unhideWhenUsed="1" w:qFormat="1"/>
+    <w:lsdException w:name="heading 5" w:semiHidden="1" w:uiPriority="9" w:unhideWhenUsed="1" w:qFormat="1"/>
+    <w:lsdException w:name="heading 6" w:semiHidden="1" w:uiPriority="9" w:unhideWhenUsed="1" w:qFormat="1"/>
+    <w:lsdException w:name="heading 7" w:semiHidden="1" w:uiPriority="9" w:unhideWhenUsed="1" w:qFormat="1"/>
+    <w:lsdException w:name="heading 8" w:semiHidden="1" w:uiPriority="9" w:unhideWhenUsed="1" w:qFormat="1"/>
+    <w:lsdException w:name="heading 9" w:semiHidden="1" w:uiPriority="9" w:unhideWhenUsed="1" w:qFormat="1"/>
+    <w:lsdException w:name="index 1" w:semiHidden="1" w:unhideWhenUsed="1"/>
+    <w:lsdException w:name="index 2" w:semiHidden="1" w:unhideWhenUsed="1"/>
+    <w:lsdException w:name="index 3" w:semiHidden="1" w:unhideWhenUsed="1"/>
+    <w:lsdException w:name="index 4" w:semiHidden="1" w:unhideWhenUsed="1"/>
+    <w:lsdException w:name="index 5" w:semiHidden="1" w:unhideWhenUsed="1"/>
+    <w:lsdException w:name="index 6" w:semiHidden="1" w:unhideWhenUsed="1"/>
+    <w:lsdException w:name="index 7" w:semiHidden="1" w:unhideWhenUsed="1"/>
+    <w:lsdException w:name="index 8" w:semiHidden="1" w:unhideWhenUsed="1"/>
+    <w:lsdException w:name="index 9" w:semiHidden="1" w:unhideWhenUsed="1"/>
+    <w:lsdException w:name="toc 1" w:semiHidden="1" w:uiPriority="39" w:unhideWhenUsed="1"/>
+    <w:lsdException w:name="toc 2" w:semiHidden="1" w:uiPriority="39" w:unhideWhenUsed="1"/>
+    <w:lsdException w:name="toc 3" w:semiHidden="1" w:uiPriority="39" w:unhideWhenUsed="1"/>
+    <w:lsdException w:name="toc 4" w:semiHidden="1" w:uiPriority="39" w:unhideWhenUsed="1"/>
+    <w:lsdException w:name="toc 5" w:semiHidden="1" w:uiPriority="39" w:unhideWhenUsed="1"/>
+    <w:lsdException w:name="toc 6" w:semiHidden="1" w:uiPriority="39" w:unhideWhenUsed="1"/>
+    <w:lsdException w:name="toc 7" w:semiHidden="1" w:uiPriority="39" w:unhideWhenUsed="1"/>
+    <w:lsdException w:name="toc 8" w:semiHidden="1" w:uiPriority="39" w:unhideWhenUsed="1"/>
+    <w:lsdException w:name="toc 9" w:semiHidden="1" w:uiPriority="39" w:unhideWhenUsed="1"/>
+    <w:lsdException w:name="Normal Indent" w:semiHidden="1" w:unhideWhenUsed="1"/>
+    <w:lsdException w:name="footnote text" w:semiHidden="1" w:unhideWhenUsed="1"/>
+    <w:lsdException w:name="annotation text" w:semiHidden="1" w:unhideWhenUsed="1"/>
+    <w:lsdException w:name="header" w:semiHidden="1" w:unhideWhenUsed="1"/>
+    <w:lsdException w:name="footer" w:semiHidden="1" w:unhideWhenUsed="1"/>
+    <w:lsdException w:name="index heading" w:semiHidden="1" w:unhideWhenUsed="1"/>
+    <w:lsdException w:name="caption" w:semiHidden="1" w:uiPriority="35" w:unhideWhenUsed="1" w:qFormat="1"/>
+    <w:lsdException w:name="table of figures" w:semiHidden="1" w:unhideWhenUsed="1"/>
+    <w:lsdException w:name="envelope address" w:semiHidden="1" w:unhideWhenUsed="1"/>
+    <w:lsdException w:name="envelope return" w:semiHidden="1" w:unhideWhenUsed="1"/>
+    <w:lsdException w:name="footnote reference" w:semiHidden="1" w:unhideWhenUsed="1"/>
+    <w:lsdException w:name="annotation reference" w:semiHidden="1" w:unhideWhenUsed="1"/>
+    <w:lsdException w:name="line number" w:semiHidden="1" w:unhideWhenUsed="1"/>
+    <w:lsdException w:name="page number" w:semiHidden="1" w:unhideWhenUsed="1"/>
+    <w:lsdException w:name="endnote reference" w:semiHidden="1" w:unhideWhenUsed="1"/>
+    <w:lsdException w:name="endnote text" w:semiHidden="1" w:unhideWhenUsed="1"/>
+    <w:lsdException w:name="table of authorities" w:semiHidden="1" w:unhideWhenUsed="1"/>
+    <w:lsdException w:name="macro" w:semiHidden="1" w:unhideWhenUsed="1"/>
+    <w:lsdException w:name="toa heading" w:semiHidden="1" w:unhideWhenUsed="1"/>
+    <w:lsdException w:name="List" w:semiHidden="1" w:unhideWhenUsed="1"/>
+    <w:lsdException w:name="List Bullet" w:semiHidden="1" w:unhideWhenUsed="1"/>
+    <w:lsdException w:name="List Number" w:semiHidden="1" w:unhideWhenUsed="1"/>
+    <w:lsdException w:name="List 2" w:semiHidden="1" w:unhideWhenUsed="1"/>
+    <w:lsdException w:name="List 3" w:semiHidden="1" w:unhideWhenUsed="1"/>
+    <w:lsdException w:name="List 4" w:semiHidden="1" w:unhideWhenUsed="1"/>
+    <w:lsdException w:name="List 5" w:semiHidden="1" w:unhideWhenUsed="1"/>
+    <w:lsdException w:name="List Bullet 2" w:semiHidden="1" w:unhideWhenUsed="1"/>
+    <w:lsdException w:name="List Bullet 3" w:semiHidden="1" w:unhideWhenUsed="1"/>
+    <w:lsdException w:name="List Bullet 4" w:semiHidden="1" w:unhideWhenUsed="1"/>
+    <w:lsdException w:name="List Bullet 5" w:semiHidden="1" w:unhideWhenUsed="1"/>
+    <w:lsdException w:name="List Number 2" w:semiHidden="1" w:unhideWhenUsed="1"/>
+    <w:lsdException w:name="List Number 3" w:semiHidden="1" w:unhideWhenUsed="1"/>
+    <w:lsdException w:name="List Number 4" w:semiHidden="1" w:unhideWhenUsed="1"/>
+    <w:lsdException w:name="List Number 5" w:semiHidden="1" w:unhideWhenUsed="1"/>
+    <w:lsdException w:name="Title" w:uiPriority="10" w:qFormat="1"/>
+    <w:lsdException w:name="Closing" w:semiHidden="1" w:unhideWhenUsed="1"/>
+    <w:lsdException w:name="Signature" w:semiHidden="1" w:unhideWhenUsed="1"/>
+    <w:lsdException w:name="Default Paragraph Font" w:semiHidden="1" w:uiPriority="1" w:unhideWhenUsed="1"/>
+    <w:lsdException w:name="Body Text" w:semiHidden="1" w:unhideWhenUsed="1"/>
+    <w:lsdException w:name="Body Text Indent" w:semiHidden="1" w:unhideWhenUsed="1"/>
+    <w:lsdException w:name="List Continue" w:semiHidden="1" w:unhideWhenUsed="1"/>
+    <w:lsdException w:name="List Continue 2" w:semiHidden="1" w:unhideWhenUsed="1"/>
+    <w:lsdException w:name="List Continue 3" w:semiHidden="1" w:unhideWhenUsed="1"/>
+    <w:lsdException w:name="List Continue 4" w:semiHidden="1" w:unhideWhenUsed="1"/>
+    <w:lsdException w:name="List Continue 5" w:semiHidden="1" w:unhideWhenUsed="1"/>
+    <w:lsdException w:name="Message Header" w:semiHidden="1" w:unhideWhenUsed="1"/>
+    <w:lsdException w:name="Subtitle" w:uiPriority="11" w:qFormat="1"/>
+    <w:lsdException w:name="Salutation" w:semiHidden="1" w:unhideWhenUsed="1"/>
+    <w:lsdException w:name="Date" w:semiHidden="1" w:unhideWhenUsed="1"/>
+    <w:lsdException w:name="Body Text First Indent" w:semiHidden="1" w:unhideWhenUsed="1"/>
+    <w:lsdException w:name="Body Text First Indent 2" w:semiHidden="1" w:unhideWhenUsed="1"/>
+    <w:lsdException w:name="Note Heading" w:semiHidden="1" w:unhideWhenUsed="1"/>
+    <w:lsdException w:name="Body Text 2" w:semiHidden="1" w:unhideWhenUsed="1"/>
+    <w:lsdException w:name="Body Text 3" w:semiHidden="1" w:unhideWhenUsed="1"/>
+    <w:lsdException w:name="Body Text Indent 2" w:semiHidden="1" w:unhideWhenUsed="1"/>
+    <w:lsdException w:name="Body Text Indent 3" w:semiHidden="1" w:unhideWhenUsed="1"/>
+    <w:lsdException w:name="Block Text" w:semiHidden="1" w:unhideWhenUsed="1"/>
+    <w:lsdException w:name="Hyperlink" w:semiHidden="1" w:unhideWhenUsed="1"/>
+    <w:lsdException w:name="FollowedHyperlink" w:semiHidden="1" w:unhideWhenUsed="1"/>
+    <w:lsdException w:name="Strong" w:uiPriority="22" w:qFormat="1"/>
+    <w:lsdException w:name="Emphasis" w:uiPriority="20" w:qFormat="1"/>
+    <w:lsdException w:name="Document Map" w:semiHidden="1" w:unhideWhenUsed="1"/>
+    <w:lsdException w:name="Plain Text" w:semiHidden="1" w:unhideWhenUsed="1"/>
+    <w:lsdException w:name="E-mail Signature" w:semiHidden="1" w:unhideWhenUsed="1"/>
+    <w:lsdException w:name="HTML Top of Form" w:semiHidden="1" w:unhideWhenUsed="1"/>
+    <w:lsdException w:name="HTML Bottom of Form" w:semiHidden="1" w:unhideWhenUsed="1"/>
+    <w:lsdException w:name="Normal (Web)" w:semiHidden="1" w:unhideWhenUsed="1"/>
+    <w:lsdException w:name="HTML Acronym" w:semiHidden="1" w:unhideWhenUsed="1"/>
+    <w:lsdException w:name="HTML Address" w:semiHidden="1" w:unhideWhenUsed="1"/>
+    <w:lsdException w:name="HTML Cite" w:semiHidden="1" w:unhideWhenUsed="1"/>
+    <w:lsdException w:name="HTML Code" w:semiHidden="1" w:unhideWhenUsed="1"/>
+    <w:lsdException w:name="HTML Definition" w:semiHidden="1" w:unhideWhenUsed="1"/>
+    <w:lsdException w:name="HTML Keyboard" w:semiHidden="1" w:unhideWhenUsed="1"/>
+    <w:lsdException w:name="HTML Preformatted" w:semiHidden="1" w:unhideWhenUsed="1"/>
+    <w:lsdException w:name="HTML Sample" w:semiHidden="1" w:unhideWhenUsed="1"/>
+    <w:lsdException w:name="HTML Typewriter" w:semiHidden="1" w:unhideWhenUsed="1"/>
+    <w:lsdException w:name="HTML Variable" w:semiHidden="1" w:unhideWhenUsed="1"/>
+    <w:lsdException w:name="Normal Table" w:semiHidden="1" w:unhideWhenUsed="1"/>
+    <w:lsdException w:name="annotation subject" w:semiHidden="1" w:unhideWhenUsed="1"/>
+    <w:lsdException w:name="No List" w:semiHidden="1" w:unhideWhenUsed="1"/>
+    <w:lsdException w:name="Outline List 1" w:semiHidden="1" w:unhideWhenUsed="1"/>
+    <w:lsdException w:name="Outline List 2" w:semiHidden="1" w:unhideWhenUsed="1"/>
+    <w:lsdException w:name="Outline List 3" w:semiHidden="1" w:unhideWhenUsed="1"/>
+    <w:lsdException w:name="Table Simple 1" w:semiHidden="1" w:unhideWhenUsed="1"/>
+    <w:lsdException w:name="Table Simple 2" w:semiHidden="1" w:unhideWhenUsed="1"/>
+    <w:lsdException w:name="Table Simple 3" w:semiHidden="1" w:unhideWhenUsed="1"/>
+    <w:lsdException w:name="Table Classic 1" w:semiHidden="1" w:unhideWhenUsed="1"/>
+    <w:lsdException w:name="Table Classic 2" w:semiHidden="1" w:unhideWhenUsed="1"/>
+    <w:lsdException w:name="Table Classic 3" w:semiHidden="1" w:unhideWhenUsed="1"/>
+    <w:lsdException w:name="Table Classic 4" w:semiHidden="1" w:unhideWhenUsed="1"/>
+    <w:lsdException w:name="Table Colorful 1" w:semiHidden="1" w:unhideWhenUsed="1"/>
+    <w:lsdException w:name="Table Colorful 2" w:semiHidden="1" w:unhideWhenUsed="1"/>
+    <w:lsdException w:name="Table Colorful 3" w:semiHidden="1" w:unhideWhenUsed="1"/>
+    <w:lsdException w:name="Table Columns 1" w:semiHidden="1" w:unhideWhenUsed="1"/>
+    <w:lsdException w:name="Table Columns 2" w:semiHidden="1" w:unhideWhenUsed="1"/>
+    <w:lsdException w:name="Table Columns 3" w:semiHidden="1" w:unhideWhenUsed="1"/>
+    <w:lsdException w:name="Table Columns 4" w:semiHidden="1" w:unhideWhenUsed="1"/>
+    <w:lsdException w:name="Table Columns 5" w:semiHidden="1" w:unhideWhenUsed="1"/>
+    <w:lsdException w:name="Table Grid 1" w:semiHidden="1" w:unhideWhenUsed="1"/>
+    <w:lsdException w:name="Table Grid 2" w:semiHidden="1" w:unhideWhenUsed="1"/>
+    <w:lsdException w:name="Table Grid 3" w:semiHidden="1" w:unhideWhenUsed="1"/>
+    <w:lsdException w:name="Table Grid 4" w:semiHidden="1" w:unhideWhenUsed="1"/>
+    <w:lsdException w:name="Table Grid 5" w:semiHidden="1" w:unhideWhenUsed="1"/>
+    <w:lsdException w:name="Table Grid 6" w:semiHidden="1" w:unhideWhenUsed="1"/>
+    <w:lsdException w:name="Table Grid 7" w:semiHidden="1" w:unhideWhenUsed="1"/>
+    <w:lsdException w:name="Table Grid 8" w:semiHidden="1" w:unhideWhenUsed="1"/>
+    <w:lsdException w:name="Table List 1" w:semiHidden="1" w:unhideWhenUsed="1"/>
+    <w:lsdException w:name="Table List 2" w:semiHidden="1" w:unhideWhenUsed="1"/>
+    <w:lsdException w:name="Table List 3" w:semiHidden="1" w:unhideWhenUsed="1"/>
+    <w:lsdException w:name="Table List 4" w:semiHidden="1" w:unhideWhenUsed="1"/>
+    <w:lsdException w:name="Table List 5" w:semiHidden="1" w:unhideWhenUsed="1"/>
+    <w:lsdException w:name="Table List 6" w:semiHidden="1" w:unhideWhenUsed="1"/>
+    <w:lsdException w:name="Table List 7" w:semiHidden="1" w:unhideWhenUsed="1"/>
+    <w:lsdException w:name="Table List 8" w:semiHidden="1" w:unhideWhenUsed="1"/>
+    <w:lsdException w:name="Table 3D effects 1" w:semiHidden="1" w:unhideWhenUsed="1"/>
+    <w:lsdException w:name="Table 3D effects 2" w:semiHidden="1" w:unhideWhenUsed="1"/>
+    <w:lsdException w:name="Table 3D effects 3" w:semiHidden="1" w:unhideWhenUsed="1"/>
+    <w:lsdException w:name="Table Contemporary" w:semiHidden="1" w:unhideWhenUsed="1"/>
+    <w:lsdException w:name="Table Elegant" w:semiHidden="1" w:unhideWhenUsed="1"/>
+    <w:lsdException w:name="Table Professional" w:semiHidden="1" w:unhideWhenUsed="1"/>
+    <w:lsdException w:name="Table Subtle 1" w:semiHidden="1" w:unhideWhenUsed="1"/>
+    <w:lsdException w:name="Table Subtle 2" w:semiHidden="1" w:unhideWhenUsed="1"/>
+    <w:lsdException w:name="Table Web 1" w:semiHidden="1" w:unhideWhenUsed="1"/>
+    <w:lsdException w:name="Table Web 2" w:semiHidden="1" w:unhideWhenUsed="1"/>
+    <w:lsdException w:name="Table Web 3" w:semiHidden="1" w:unhideWhenUsed="1"/>
+    <w:lsdException w:name="Balloon Text" w:semiHidden="1" w:unhideWhenUsed="1"/>
+    <w:lsdException w:name="Table Grid" w:uiPriority="39"/>
+    <w:lsdException w:name="Table Theme" w:semiHidden="1" w:unhideWhenUsed="1"/>
+    <w:lsdException w:name="Placeholder Text" w:semiHidden="1"/>
+    <w:lsdException w:name="No Spacing" w:uiPriority="1" w:qFormat="1"/>
+    <w:lsdException w:name="Light Shading" w:uiPriority="60"/>
+    <w:lsdException w:name="Light List" w:uiPriority="61"/>
+    <w:lsdException w:name="Light Grid" w:uiPriority="62"/>
+    <w:lsdException w:name="Medium Shading 1" w:uiPriority="63"/>
+    <w:lsdException w:name="Medium Shading 2" w:uiPriority="64"/>
+    <w:lsdException w:name="Medium List 1" w:uiPriority="65"/>
+    <w:lsdException w:name="Medium List 2" w:uiPriority="66"/>
+    <w:lsdException w:name="Medium Grid 1" w:uiPriority="67"/>
+    <w:lsdException w:name="Medium Grid 2" w:uiPriority="68"/>
+    <w:lsdException w:name="Medium Grid 3" w:uiPriority="69"/>
+    <w:lsdException w:name="Dark List" w:uiPriority="70"/>
+    <w:lsdException w:name="Colorful Shading" w:uiPriority="71"/>
+    <w:lsdException w:name="Colorful List" w:uiPriority="72"/>
+    <w:lsdException w:name="Colorful Grid" w:uiPriority="73"/>
+    <w:lsdException w:name="Light Shading Accent 1" w:uiPriority="60"/>
+    <w:lsdException w:name="Light List Accent 1" w:uiPriority="61"/>
+    <w:lsdException w:name="Light Grid Accent 1" w:uiPriority="62"/>
+    <w:lsdException w:name="Medium Shading 1 Accent 1" w:uiPriority="63"/>
+    <w:lsdException w:name="Medium Shading 2 Accent 1" w:uiPriority="64"/>
+    <w:lsdException w:name="Medium List 1 Accent 1" w:uiPriority="65"/>
+    <w:lsdException w:name="Revision" w:semiHidden="1"/>
+    <w:lsdException w:name="List Paragraph" w:uiPriority="34" w:qFormat="1"/>
+    <w:lsdException w:name="Quote" w:uiPriority="29" w:qFormat="1"/>
+    <w:lsdException w:name="Intense Quote" w:uiPriority="30" w:qFormat="1"/>
+    <w:lsdException w:name="Medium List 2 Accent 1" w:uiPriority="66"/>
+    <w:lsdException w:name="Medium Grid 1 Accent 1" w:uiPriority="67"/>
+    <w:lsdException w:name="Medium Grid 2 Accent 1" w:uiPriority="68"/>
+    <w:lsdException w:name="Medium Grid 3 Accent 1" w:uiPriority="69"/>
+    <w:lsdException w:name="Dark List Accent 1" w:uiPriority="70"/>
+    <w:lsdException w:name="Colorful Shading Accent 1" w:uiPriority="71"/>
+    <w:lsdException w:name="Colorful List Accent 1" w:uiPriority="72"/>
+    <w:lsdException w:name="Colorful Grid Accent 1" w:uiPriority="73"/>
+    <w:lsdException w:name="Light Shading Accent 2" w:uiPriority="60"/>
+    <w:lsdException w:name="Light List Accent 2" w:uiPriority="61"/>
+    <w:lsdException w:name="Light Grid Accent 2" w:uiPriority="62"/>
+    <w:lsdException w:name="Medium Shading 1 Accent 2" w:uiPriority="63"/>
+    <w:lsdException w:name="Medium Shading 2 Accent 2" w:uiPriority="64"/>
+    <w:lsdException w:name="Medium List 1 Accent 2" w:uiPriority="65"/>
+    <w:lsdException w:name="Medium List 2 Accent 2" w:uiPriority="66"/>
+    <w:lsdException w:name="Medium Grid 1 Accent 2" w:uiPriority="67"/>
+    <w:lsdException w:name="Medium Grid 2 Accent 2" w:uiPriority="68"/>
+    <w:lsdException w:name="Medium Grid 3 Accent 2" w:uiPriority="69"/>
+    <w:lsdException w:name="Dark List Accent 2" w:uiPriority="70"/>
+    <w:lsdException w:name="Colorful Shading Accent 2" w:uiPriority="71"/>
+    <w:lsdException w:name="Colorful List Accent 2" w:uiPriority="72"/>
+    <w:lsdException w:name="Colorful Grid Accent 2" w:uiPriority="73"/>
+    <w:lsdException w:name="Light Shading Accent 3" w:uiPriority="60"/>
+    <w:lsdException w:name="Light List Accent 3" w:uiPriority="61"/>
+    <w:lsdException w:name="Light Grid Accent 3" w:uiPriority="62"/>
+    <w:lsdException w:name="Medium Shading 1 Accent 3" w:uiPriority="63"/>
+    <w:lsdException w:name="Medium Shading 2 Accent 3" w:uiPriority="64"/>
+    <w:lsdException w:name="Medium List 1 Accent 3" w:uiPriority="65"/>
+    <w:lsdException w:name="Medium List 2 Accent 3" w:uiPriority="66"/>
+    <w:lsdException w:name="Medium Grid 1 Accent 3" w:uiPriority="67"/>
+    <w:lsdException w:name="Medium Grid 2 Accent 3" w:uiPriority="68"/>
+    <w:lsdException w:name="Medium Grid 3 Accent 3" w:uiPriority="69"/>
+    <w:lsdException w:name="Dark List Accent 3" w:uiPriority="70"/>
+    <w:lsdException w:name="Colorful Shading Accent 3" w:uiPriority="71"/>
+    <w:lsdException w:name="Colorful List Accent 3" w:uiPriority="72"/>
+    <w:lsdException w:name="Colorful Grid Accent 3" w:uiPriority="73"/>
+    <w:lsdException w:name="Light Shading Accent 4" w:uiPriority="60"/>
+    <w:lsdException w:name="Light List Accent 4" w:uiPriority="61"/>
+    <w:lsdException w:name="Light Grid Accent 4" w:uiPriority="62"/>
+    <w:lsdException w:name="Medium Shading 1 Accent 4" w:uiPriority="63"/>
+    <w:lsdException w:name="Medium Shading 2 Accent 4" w:uiPriority="64"/>
+    <w:lsdException w:name="Medium List 1 Accent 4" w:uiPriority="65"/>
+    <w:lsdException w:name="Medium List 2 Accent 4" w:uiPriority="66"/>
+    <w:lsdException w:name="Medium Grid 1 Accent 4" w:uiPriority="67"/>
+    <w:lsdException w:name="Medium Grid 2 Accent 4" w:uiPriority="68"/>
+    <w:lsdException w:name="Medium Grid 3 Accent 4" w:uiPriority="69"/>
+    <w:lsdException w:name="Dark List Accent 4" w:uiPriority="70"/>
+    <w:lsdException w:name="Colorful Shading Accent 4" w:uiPriority="71"/>
+    <w:lsdException w:name="Colorful List Accent 4" w:uiPriority="72"/>
+    <w:lsdException w:name="Colorful Grid Accent 4" w:uiPriority="73"/>
+    <w:lsdException w:name="Light Shading Accent 5" w:uiPriority="60"/>
+    <w:lsdException w:name="Light List Accent 5" w:uiPriority="61"/>
+    <w:lsdException w:name="Light Grid Accent 5" w:uiPriority="62"/>
+    <w:lsdException w:name="Medium Shading 1 Accent 5" w:uiPriority="63"/>
+    <w:lsdException w:name="Medium Shading 2 Accent 5" w:uiPriority="64"/>
+    <w:lsdException w:name="Medium List 1 Accent 5" w:uiPriority="65"/>
+    <w:lsdException w:name="Medium List 2 Accent 5" w:uiPriority="66"/>
+    <w:lsdException w:name="Medium Grid 1 Accent 5" w:uiPriority="67"/>
+    <w:lsdException w:name="Medium Grid 2 Accent 5" w:uiPriority="68"/>
+    <w:lsdException w:name="Medium Grid 3 Accent 5" w:uiPriority="69"/>
+    <w:lsdException w:name="Dark List Accent 5" w:uiPriority="70"/>
+    <w:lsdException w:name="Colorful Shading Accent 5" w:uiPriority="71"/>
+    <w:lsdException w:name="Colorful List Accent 5" w:uiPriority="72"/>
+    <w:lsdException w:name="Colorful Grid Accent 5" w:uiPriority="73"/>
+    <w:lsdException w:name="Light Shading Accent 6" w:uiPriority="60"/>
+    <w:lsdException w:name="Light List Accent 6" w:uiPriority="61"/>
+    <w:lsdException w:name="Light Grid Accent 6" w:uiPriority="62"/>
+    <w:lsdException w:name="Medium Shading 1 Accent 6" w:uiPriority="63"/>
+    <w:lsdException w:name="Medium Shading 2 Accent 6" w:uiPriority="64"/>
+    <w:lsdException w:name="Medium List 1 Accent 6" w:uiPriority="65"/>
+    <w:lsdException w:name="Medium List 2 Accent 6" w:uiPriority="66"/>
+    <w:lsdException w:name="Medium Grid 1 Accent 6" w:uiPriority="67"/>
+    <w:lsdException w:name="Medium Grid 2 Accent 6" w:uiPriority="68"/>
+    <w:lsdException w:name="Medium Grid 3 Accent 6" w:uiPriority="69"/>
+    <w:lsdException w:name="Dark List Accent 6" w:uiPriority="70"/>
+    <w:lsdException w:name="Colorful Shading Accent 6" w:uiPriority="71"/>
+    <w:lsdException w:name="Colorful List Accent 6" w:uiPriority="72"/>
+    <w:lsdException w:name="Colorful Grid Accent 6" w:uiPriority="73"/>
+    <w:lsdException w:name="Subtle Emphasis" w:uiPriority="19" w:qFormat="1"/>
+    <w:lsdException w:name="Intense Emphasis" w:uiPriority="21" w:qFormat="1"/>
+    <w:lsdException w:name="Subtle Reference" w:uiPriority="31" w:qFormat="1"/>
+    <w:lsdException w:name="Intense Reference" w:uiPriority="32" w:qFormat="1"/>
+    <w:lsdException w:name="Book Title" w:uiPriority="33" w:qFormat="1"/>
+    <w:lsdException w:name="Bibliography" w:semiHidden="1" w:uiPriority="37" w:unhideWhenUsed="1"/>
+    <w:lsdException w:name="TOC Heading" w:semiHidden="1" w:uiPriority="39" w:unhideWhenUsed="1" w:qFormat="1"/>
+    <w:lsdException w:name="Plain Table 1" w:uiPriority="41"/>
+    <w:lsdException w:name="Plain Table 2" w:uiPriority="42"/>
+    <w:lsdException w:name="Plain Table 3" w:uiPriority="43"/>
+    <w:lsdException w:name="Plain Table 4" w:uiPriority="44"/>
+    <w:lsdException w:name="Plain Table 5" w:uiPriority="45"/>
+    <w:lsdException w:name="Grid Table Light" w:uiPriority="40"/>
+    <w:lsdException w:name="Grid Table 1 Light" w:uiPriority="46"/>
+    <w:lsdException w:name="Grid Table 2" w:uiPriority="47"/>
+    <w:lsdException w:name="Grid Table 3" w:uiPriority="48"/>
+    <w:lsdException w:name="Grid Table 4" w:uiPriority="49"/>
+    <w:lsdException w:name="Grid Table 5 Dark" w:uiPriority="50"/>
+    <w:lsdException w:name="Grid Table 6 Colorful" w:uiPriority="51"/>
+    <w:lsdException w:name="Grid Table 7 Colorful" w:uiPriority="52"/>
+    <w:lsdException w:name="Grid Table 1 Light Accent 1" w:uiPriority="46"/>
+    <w:lsdException w:name="Grid Table 2 Accent 1" w:uiPriority="47"/>
+    <w:lsdException w:name="Grid Table 3 Accent 1" w:uiPriority="48"/>
+    <w:lsdException w:name="Grid Table 4 Accent 1" w:uiPriority="49"/>
+    <w:lsdException w:name="Grid Table 5 Dark Accent 1" w:uiPriority="50"/>
+    <w:lsdException w:name="Grid Table 6 Colorful Accent 1" w:uiPriority="51"/>
+    <w:lsdException w:name="Grid Table 7 Colorful Accent 1" w:uiPriority="52"/>
+    <w:lsdException w:name="Grid Table 1 Light Accent 2" w:uiPriority="46"/>
+    <w:lsdException w:name="Grid Table 2 Accent 2" w:uiPriority="47"/>
+    <w:lsdException w:name="Grid Table 3 Accent 2" w:uiPriority="48"/>
+    <w:lsdException w:name="Grid Table 4 Accent 2" w:uiPriority="49"/>
+    <w:lsdException w:name="Grid Table 5 Dark Accent 2" w:uiPriority="50"/>
+    <w:lsdException w:name="Grid Table 6 Colorful Accent 2" w:uiPriority="51"/>
+    <w:lsdException w:name="Grid Table 7 Colorful Accent 2" w:uiPriority="52"/>
+    <w:lsdException w:name="Grid Table 1 Light Accent 3" w:uiPriority="46"/>
+    <w:lsdException w:name="Grid Table 2 Accent 3" w:uiPriority="47"/>
+    <w:lsdException w:name="Grid Table 3 Accent 3" w:uiPriority="48"/>
+    <w:lsdException w:name="Grid Table 4 Accent 3" w:uiPriority="49"/>
+    <w:lsdException w:name="Grid Table 5 Dark Accent 3" w:uiPriority="50"/>
+    <w:lsdException w:name="Grid Table 6 Colorful Accent 3" w:uiPriority="51"/>
+    <w:lsdException w:name="Grid Table 7 Colorful Accent 3" w:uiPriority="52"/>
+    <w:lsdException w:name="Grid Table 1 Light Accent 4" w:uiPriority="46"/>
+    <w:lsdException w:name="Grid Table 2 Accent 4" w:uiPriority="47"/>
+    <w:lsdException w:name="Grid Table 3 Accent 4" w:uiPriority="48"/>
+    <w:lsdException w:name="Grid Table 4 Accent 4" w:uiPriority="49"/>
+    <w:lsdException w:name="Grid Table 5 Dark Accent 4" w:uiPriority="50"/>
+    <w:lsdException w:name="Grid Table 6 Colorful Accent 4" w:uiPriority="51"/>
+    <w:lsdException w:name="Grid Table 7 Colorful Accent 4" w:uiPriority="52"/>
+    <w:lsdException w:name="Grid Table 1 Light Accent 5" w:uiPriority="46"/>
+    <w:lsdException w:name="Grid Table 2 Accent 5" w:uiPriority="47"/>
+    <w:lsdException w:name="Grid Table 3 Accent 5" w:uiPriority="48"/>
+    <w:lsdException w:name="Grid Table 4 Accent 5" w:uiPriority="49"/>
+    <w:lsdException w:name="Grid Table 5 Dark Accent 5" w:uiPriority="50"/>
+    <w:lsdException w:name="Grid Table 6 Colorful Accent 5" w:uiPriority="51"/>
+    <w:lsdException w:name="Grid Table 7 Colorful Accent 5" w:uiPriority="52"/>
+    <w:lsdException w:name="Grid Table 1 Light Accent 6" w:uiPriority="46"/>
+    <w:lsdException w:name="Grid Table 2 Accent 6" w:uiPriority="47"/>
+    <w:lsdException w:name="Grid Table 3 Accent 6" w:uiPriority="48"/>
+    <w:lsdException w:name="Grid Table 4 Accent 6" w:uiPriority="49"/>
+    <w:lsdException w:name="Grid Table 5 Dark Accent 6" w:uiPriority="50"/>
+    <w:lsdException w:name="Grid Table 6 Colorful Accent 6" w:uiPriority="51"/>
+    <w:lsdException w:name="Grid Table 7 Colorful Accent 6" w:uiPriority="52"/>
+    <w:lsdException w:name="List Table 1 Light" w:uiPriority="46"/>
+    <w:lsdException w:name="List Table 2" w:uiPriority="47"/>
+    <w:lsdException w:name="List Table 3" w:uiPriority="48"/>
+    <w:lsdException w:name="List Table 4" w:uiPriority="49"/>
+    <w:lsdException w:name="List Table 5 Dark" w:uiPriority="50"/>
+    <w:lsdException w:name="List Table 6 Colorful" w:uiPriority="51"/>
+    <w:lsdException w:name="List Table 7 Colorful" w:uiPriority="52"/>
+    <w:lsdException w:name="List Table 1 Light Accent 1" w:uiPriority="46"/>
+    <w:lsdException w:name="List Table 2 Accent 1" w:uiPriority="47"/>
+    <w:lsdException w:name="List Table 3 Accent 1" w:uiPriority="48"/>
+    <w:lsdException w:name="List Table 4 Accent 1" w:uiPriority="49"/>
+    <w:lsdException w:name="List Table 5 Dark Accent 1" w:uiPriority="50"/>
+    <w:lsdException w:name="List Table 6 Colorful Accent 1" w:uiPriority="51"/>
+    <w:lsdException w:name="List Table 7 Colorful Accent 1" w:uiPriority="52"/>
+    <w:lsdException w:name="List Table 1 Light Accent 2" w:uiPriority="46"/>
+    <w:lsdException w:name="List Table 2 Accent 2" w:uiPriority="47"/>
+    <w:lsdException w:name="List Table 3 Accent 2" w:uiPriority="48"/>
+    <w:lsdException w:name="List Table 4 Accent 2" w:uiPriority="49"/>
+    <w:lsdException w:name="List Table 5 Dark Accent 2" w:uiPriority="50"/>
+    <w:lsdException w:name="List Table 6 Colorful Accent 2" w:uiPriority="51"/>
+    <w:lsdException w:name="List Table 7 Colorful Accent 2" w:uiPriority="52"/>
+    <w:lsdException w:name="List Table 1 Light Accent 3" w:uiPriority="46"/>
+    <w:lsdException w:name="List Table 2 Accent 3" w:uiPriority="47"/>
+    <w:lsdException w:name="List Table 3 Accent 3" w:uiPriority="48"/>
+    <w:lsdException w:name="List Table 4 Accent 3" w:uiPriority="49"/>
+    <w:lsdException w:name="List Table 5 Dark Accent 3" w:uiPriority="50"/>
+    <w:lsdException w:name="List Table 6 Colorful Accent 3" w:uiPriority="51"/>
+    <w:lsdException w:name="List Table 7 Colorful Accent 3" w:uiPriority="52"/>
+    <w:lsdException w:name="List Table 1 Light Accent 4" w:uiPriority="46"/>
+    <w:lsdException w:name="List Table 2 Accent 4" w:uiPriority="47"/>
+    <w:lsdException w:name="List Table 3 Accent 4" w:uiPriority="48"/>
+    <w:lsdException w:name="List Table 4 Accent 4" w:uiPriority="49"/>
+    <w:lsdException w:name="List Table 5 Dark Accent 4" w:uiPriority="50"/>
+    <w:lsdException w:name="List Table 6 Colorful Accent 4" w:uiPriority="51"/>
+    <w:lsdException w:name="List Table 7 Colorful Accent 4" w:uiPriority="52"/>
+    <w:lsdException w:name="List Table 1 Light Accent 5" w:uiPriority="46"/>
+    <w:lsdException w:name="List Table 2 Accent 5" w:uiPriority="47"/>
+    <w:lsdException w:name="List Table 3 Accent 5" w:uiPriority="48"/>
+    <w:lsdException w:name="List Table 4 Accent 5" w:uiPriority="49"/>
+    <w:lsdException w:name="List Table 5 Dark Accent 5" w:uiPriority="50"/>
+    <w:lsdException w:name="List Table 6 Colorful Accent 5" w:uiPriority="51"/>
+    <w:lsdException w:name="List Table 7 Colorful Accent 5" w:uiPriority="52"/>
+    <w:lsdException w:name="List Table 1 Light Accent 6" w:uiPriority="46"/>
+    <w:lsdException w:name="List Table 2 Accent 6" w:uiPriority="47"/>
+    <w:lsdException w:name="List Table 3 Accent 6" w:uiPriority="48"/>
+    <w:lsdException w:name="List Table 4 Accent 6" w:uiPriority="49"/>
+    <w:lsdException w:name="List Table 5 Dark Accent 6" w:uiPriority="50"/>
+    <w:lsdException w:name="List Table 6 Colorful Accent 6" w:uiPriority="51"/>
+    <w:lsdException w:name="List Table 7 Colorful Accent 6" w:uiPriority="52"/>
+    <w:lsdException w:name="Mention" w:semiHidden="1" w:unhideWhenUsed="1"/>
+    <w:lsdException w:name="Smart Hyperlink" w:semiHidden="1" w:unhideWhenUsed="1"/>
+    <w:lsdException w:name="Hashtag" w:semiHidden="1" w:unhideWhenUsed="1"/>
+    <w:lsdException w:name="Unresolved Mention" w:semiHidden="1" w:unhideWhenUsed="1"/>
+    <w:lsdException w:name="Smart Link" w:semiHidden="1" w:unhideWhenUsed="1"/>
+  </w:latentStyles>
+  <w:style w:type="paragraph" w:default="1" w:styleId="Norml">
+    <w:name w:val="Normal"/>
+    <w:qFormat/>
+  </w:style>
+  <w:style w:type="paragraph" w:styleId="Cmsor1">
     <w:name w:val="heading 1"/>
-    <w:basedOn w:val="Normal"/>
-    <w:next w:val="Normal"/>
+    <w:basedOn w:val="Norml"/>
+    <w:next w:val="Norml"/>
+    <w:uiPriority w:val="9"/>
+    <w:qFormat/>
     <w:pPr>
-      <w:keepNext w:val="1"/>
-      <w:keepLines w:val="1"/>
-      <w:pageBreakBefore w:val="0"/>
-      <w:spacing w:after="120" w:before="400" w:lineRule="auto"/>
+      <w:keepNext/>
+      <w:keepLines/>
+      <w:spacing w:before="400" w:after="120"/>
+      <w:outlineLvl w:val="0"/>
     </w:pPr>
     <w:rPr>
       <w:sz w:val="40"/>
       <w:szCs w:val="40"/>
     </w:rPr>
   </w:style>
-  <w:style w:type="paragraph" w:styleId="Heading2">
+  <w:style w:type="paragraph" w:styleId="Cmsor2">
     <w:name w:val="heading 2"/>
-    <w:basedOn w:val="Normal"/>
-    <w:next w:val="Normal"/>
+    <w:basedOn w:val="Norml"/>
+    <w:next w:val="Norml"/>
+    <w:uiPriority w:val="9"/>
+    <w:semiHidden/>
+    <w:unhideWhenUsed/>
+    <w:qFormat/>
     <w:pPr>
-      <w:keepNext w:val="1"/>
-      <w:keepLines w:val="1"/>
-      <w:pageBreakBefore w:val="0"/>
-      <w:spacing w:after="120" w:before="360" w:lineRule="auto"/>
+      <w:keepNext/>
+      <w:keepLines/>
+      <w:spacing w:before="360" w:after="120"/>
+      <w:outlineLvl w:val="1"/>
     </w:pPr>
     <w:rPr>
-      <w:b w:val="0"/>
-      <w:bCs w:val="0"/>
       <w:sz w:val="32"/>
       <w:szCs w:val="32"/>
     </w:rPr>
   </w:style>
-  <w:style w:type="paragraph" w:styleId="Heading3">
+  <w:style w:type="paragraph" w:styleId="Cmsor3">
     <w:name w:val="heading 3"/>
-    <w:basedOn w:val="Normal"/>
-    <w:next w:val="Normal"/>
+    <w:basedOn w:val="Norml"/>
+    <w:next w:val="Norml"/>
+    <w:uiPriority w:val="9"/>
+    <w:semiHidden/>
+    <w:unhideWhenUsed/>
+    <w:qFormat/>
     <w:pPr>
-      <w:keepNext w:val="1"/>
-      <w:keepLines w:val="1"/>
-      <w:pageBreakBefore w:val="0"/>
-      <w:spacing w:after="80" w:before="320" w:lineRule="auto"/>
+      <w:keepNext/>
+      <w:keepLines/>
+      <w:spacing w:before="320" w:after="80"/>
+      <w:outlineLvl w:val="2"/>
     </w:pPr>
     <w:rPr>
-      <w:b w:val="0"/>
-      <w:bCs w:val="0"/>
       <w:color w:val="434343"/>
       <w:sz w:val="28"/>
       <w:szCs w:val="28"/>
     </w:rPr>
   </w:style>
-  <w:style w:type="paragraph" w:styleId="Heading4">
+  <w:style w:type="paragraph" w:styleId="Cmsor4">
     <w:name w:val="heading 4"/>
-    <w:basedOn w:val="Normal"/>
-    <w:next w:val="Normal"/>
+    <w:basedOn w:val="Norml"/>
+    <w:next w:val="Norml"/>
+    <w:uiPriority w:val="9"/>
+    <w:semiHidden/>
+    <w:unhideWhenUsed/>
+    <w:qFormat/>
     <w:pPr>
-      <w:keepNext w:val="1"/>
-      <w:keepLines w:val="1"/>
-      <w:pageBreakBefore w:val="0"/>
-      <w:spacing w:after="80" w:before="280" w:lineRule="auto"/>
+      <w:keepNext/>
+      <w:keepLines/>
+      <w:spacing w:before="280" w:after="80"/>
+      <w:outlineLvl w:val="3"/>
     </w:pPr>
     <w:rPr>
       <w:color w:val="666666"/>
@@ -337,72 +840,132 @@
       <w:szCs w:val="24"/>
     </w:rPr>
   </w:style>
-  <w:style w:type="paragraph" w:styleId="Heading5">
+  <w:style w:type="paragraph" w:styleId="Cmsor5">
     <w:name w:val="heading 5"/>
-    <w:basedOn w:val="Normal"/>
-    <w:next w:val="Normal"/>
+    <w:basedOn w:val="Norml"/>
+    <w:next w:val="Norml"/>
+    <w:uiPriority w:val="9"/>
+    <w:semiHidden/>
+    <w:unhideWhenUsed/>
+    <w:qFormat/>
     <w:pPr>
-      <w:keepNext w:val="1"/>
-      <w:keepLines w:val="1"/>
-      <w:pageBreakBefore w:val="0"/>
-      <w:spacing w:after="80" w:before="240" w:lineRule="auto"/>
+      <w:keepNext/>
+      <w:keepLines/>
+      <w:spacing w:before="240" w:after="80"/>
+      <w:outlineLvl w:val="4"/>
     </w:pPr>
     <w:rPr>
       <w:color w:val="666666"/>
-      <w:sz w:val="22"/>
-      <w:szCs w:val="22"/>
     </w:rPr>
   </w:style>
-  <w:style w:type="paragraph" w:styleId="Heading6">
+  <w:style w:type="paragraph" w:styleId="Cmsor6">
     <w:name w:val="heading 6"/>
-    <w:basedOn w:val="Normal"/>
-    <w:next w:val="Normal"/>
+    <w:basedOn w:val="Norml"/>
+    <w:next w:val="Norml"/>
+    <w:uiPriority w:val="9"/>
+    <w:semiHidden/>
+    <w:unhideWhenUsed/>
+    <w:qFormat/>
     <w:pPr>
-      <w:keepNext w:val="1"/>
-      <w:keepLines w:val="1"/>
-      <w:pageBreakBefore w:val="0"/>
-      <w:spacing w:after="80" w:before="240" w:lineRule="auto"/>
+      <w:keepNext/>
+      <w:keepLines/>
+      <w:spacing w:before="240" w:after="80"/>
+      <w:outlineLvl w:val="5"/>
     </w:pPr>
     <w:rPr>
-      <w:i w:val="1"/>
-      <w:iCs w:val="1"/>
+      <w:i/>
+      <w:iCs/>
       <w:color w:val="666666"/>
-      <w:sz w:val="22"/>
-      <w:szCs w:val="22"/>
     </w:rPr>
   </w:style>
-  <w:style w:type="paragraph" w:styleId="Title">
+  <w:style w:type="character" w:default="1" w:styleId="Bekezdsalapbettpusa">
+    <w:name w:val="Default Paragraph Font"/>
+    <w:uiPriority w:val="1"/>
+    <w:semiHidden/>
+    <w:unhideWhenUsed/>
+  </w:style>
+  <w:style w:type="table" w:default="1" w:styleId="Normltblzat">
+    <w:name w:val="Normal Table"/>
+    <w:uiPriority w:val="99"/>
+    <w:semiHidden/>
+    <w:unhideWhenUsed/>
+    <w:tblPr>
+      <w:tblInd w:w="0" w:type="dxa"/>
+      <w:tblCellMar>
+        <w:top w:w="0" w:type="dxa"/>
+        <w:left w:w="108" w:type="dxa"/>
+        <w:bottom w:w="0" w:type="dxa"/>
+        <w:right w:w="108" w:type="dxa"/>
+      </w:tblCellMar>
+    </w:tblPr>
+  </w:style>
+  <w:style w:type="numbering" w:default="1" w:styleId="Nemlista">
+    <w:name w:val="No List"/>
+    <w:uiPriority w:val="99"/>
+    <w:semiHidden/>
+    <w:unhideWhenUsed/>
+  </w:style>
+  <w:style w:type="table" w:customStyle="1" w:styleId="TableNormal">
+    <w:name w:val="TableNormal"/>
+    <w:tblPr>
+      <w:tblCellMar>
+        <w:top w:w="100" w:type="dxa"/>
+        <w:left w:w="100" w:type="dxa"/>
+        <w:bottom w:w="100" w:type="dxa"/>
+        <w:right w:w="100" w:type="dxa"/>
+      </w:tblCellMar>
+    </w:tblPr>
+  </w:style>
+  <w:style w:type="paragraph" w:styleId="Cm">
     <w:name w:val="Title"/>
-    <w:basedOn w:val="Normal"/>
-    <w:next w:val="Normal"/>
+    <w:basedOn w:val="Norml"/>
+    <w:next w:val="Norml"/>
+    <w:uiPriority w:val="10"/>
+    <w:qFormat/>
     <w:pPr>
-      <w:keepNext w:val="1"/>
-      <w:keepLines w:val="1"/>
-      <w:pageBreakBefore w:val="0"/>
-      <w:spacing w:after="60" w:before="0" w:lineRule="auto"/>
+      <w:keepNext/>
+      <w:keepLines/>
+      <w:spacing w:after="60"/>
     </w:pPr>
     <w:rPr>
       <w:sz w:val="52"/>
       <w:szCs w:val="52"/>
     </w:rPr>
   </w:style>
-  <w:style w:type="paragraph" w:styleId="Subtitle">
+  <w:style w:type="paragraph" w:styleId="Alcm">
     <w:name w:val="Subtitle"/>
-    <w:basedOn w:val="Normal"/>
-    <w:next w:val="Normal"/>
+    <w:basedOn w:val="Norml"/>
+    <w:next w:val="Norml"/>
+    <w:uiPriority w:val="11"/>
+    <w:qFormat/>
     <w:pPr>
-      <w:keepNext w:val="1"/>
-      <w:keepLines w:val="1"/>
-      <w:pageBreakBefore w:val="0"/>
-      <w:spacing w:after="320" w:before="0" w:lineRule="auto"/>
+      <w:keepNext/>
+      <w:keepLines/>
+      <w:spacing w:after="320"/>
     </w:pPr>
     <w:rPr>
-      <w:rFonts w:ascii="Arial" w:cs="Arial" w:eastAsia="Arial" w:hAnsi="Arial"/>
-      <w:i w:val="0"/>
-      <w:iCs w:val="0"/>
       <w:color w:val="666666"/>
       <w:sz w:val="30"/>
       <w:szCs w:val="30"/>
+    </w:rPr>
+  </w:style>
+  <w:style w:type="paragraph" w:styleId="Kpalrs">
+    <w:name w:val="caption"/>
+    <w:basedOn w:val="Norml"/>
+    <w:next w:val="Norml"/>
+    <w:uiPriority w:val="35"/>
+    <w:unhideWhenUsed/>
+    <w:qFormat/>
+    <w:rsid w:val="00D742B1"/>
+    <w:pPr>
+      <w:spacing w:after="200" w:line="240" w:lineRule="auto"/>
+    </w:pPr>
+    <w:rPr>
+      <w:i/>
+      <w:iCs/>
+      <w:color w:val="1F497D" w:themeColor="text2"/>
+      <w:sz w:val="18"/>
+      <w:szCs w:val="18"/>
     </w:rPr>
   </w:style>
 </w:styles>

--- a/dokumentacio1.docx
+++ b/dokumentacio1.docx
@@ -9,15 +9,7 @@
     </w:p>
     <w:p>
       <w:r>
-        <w:t xml:space="preserve">Készítette: </w:t>
-      </w:r>
-      <w:proofErr w:type="spellStart"/>
-      <w:r>
-        <w:t>Egges-Gránitz</w:t>
-      </w:r>
-      <w:proofErr w:type="spellEnd"/>
-      <w:r>
-        <w:t xml:space="preserve"> Hanna, Joó Ferenc Bálint</w:t>
+        <w:t>Készítette: Egges-Gránitz Hanna, Joó Ferenc Bálint</w:t>
       </w:r>
     </w:p>
     <w:p>
@@ -38,68 +30,29 @@
     </w:p>
     <w:p>
       <w:r>
-        <w:t>Mivel ez az első projektmunka az évben, túl sok erőfeszítést nem kellett be</w:t>
-      </w:r>
-      <w:r>
-        <w:t xml:space="preserve">nne. Négy hetet kaptunk arra, hogy a projektet befejezzük és elő tudjuk adni. Ezen a napon megtanultuk a </w:t>
-      </w:r>
-      <w:proofErr w:type="spellStart"/>
-      <w:r>
-        <w:t>github</w:t>
-      </w:r>
-      <w:proofErr w:type="spellEnd"/>
-      <w:r>
-        <w:t xml:space="preserve"> alapjait, hogyan lehet feltölteni egy fájlt egy közös mappába a felhőbe. Miután ezeket átvettük, bele is kezdhettünk a munkába</w:t>
-      </w:r>
-    </w:p>
-    <w:p/>
-    <w:p>
-      <w:r>
-        <w:t xml:space="preserve">2026.09.17. - A </w:t>
-      </w:r>
-      <w:r>
-        <w:t>weblap kialakítása</w:t>
-      </w:r>
-    </w:p>
-    <w:p>
-      <w:r>
-        <w:t xml:space="preserve">Elkezdtünk a weblap design és az elemek elhelyezésén dolgozni. Tudatunk alatt felosztottuk a munkát kettőnk között. Weblapot én (Hanna) építette, Ferenc pedig a weblap design-ért felelt. A weblap felépítése többnyire a </w:t>
-      </w:r>
-      <w:proofErr w:type="spellStart"/>
-      <w:r>
-        <w:t>Bootstrap</w:t>
-      </w:r>
-      <w:proofErr w:type="spellEnd"/>
-      <w:r>
-        <w:t xml:space="preserve"> 5-ös ver</w:t>
-      </w:r>
-      <w:r>
-        <w:t xml:space="preserve">ziójában van és így, mikor a weblapot akarjuk kicsinyíteni szélességben, a képek és a szövegek nem fognak egymásba hullani és így nem dől össze a weboldal. Ezen a napon sikeres lett egy kért navigációs </w:t>
-      </w:r>
-      <w:proofErr w:type="spellStart"/>
-      <w:r>
-        <w:t>menű</w:t>
-      </w:r>
-      <w:proofErr w:type="spellEnd"/>
-      <w:r>
-        <w:t xml:space="preserve"> és felkerültek az első képek és szövegek.</w:t>
-      </w:r>
-    </w:p>
-    <w:p/>
-    <w:p>
-      <w:r>
-        <w:t>2026.0</w:t>
-      </w:r>
-      <w:r>
-        <w:t>9.24. - A weblap véglegesítése, utolsó ötletek</w:t>
-      </w:r>
-    </w:p>
-    <w:p>
-      <w:r>
-        <w:t>A feladatban kérés volt a választott városban legalább 3-4 látványosságot kódolni és egy működő, interaktív kvízt vagy galériát. A kvíz mellett döntöttünk és ez a feladat Ferencnek jutott. A weblapon a 4 számu</w:t>
-      </w:r>
-      <w:r>
-        <w:t xml:space="preserve">nkra látványosságokat sikerült elhelyezni az oldalon. Minden látványossághoz egy rövid történet, ismertető adatok és egy kép is társul. </w:t>
+        <w:t>Mivel ez az első projektmunka az évben, túl sok erőfeszítést nem kellett benne. Négy hetet kaptunk arra, hogy a projektet befejezzük és elő tudjuk adni. Ezen a napon megtanultuk a github alapjait, hogyan lehet feltölteni egy fájlt egy közös mappába a felhőbe. Miután ezeket átvettük, bele is kezdhettünk a munkába</w:t>
+      </w:r>
+    </w:p>
+    <w:p/>
+    <w:p>
+      <w:r>
+        <w:t>2026.09.17. - A weblap kialakítása</w:t>
+      </w:r>
+    </w:p>
+    <w:p>
+      <w:r>
+        <w:t>Elkezdtünk a weblap design és az elemek elhelyezésén dolgozni. Tudatunk alatt felosztottuk a munkát kettőnk között. Weblapot én (Hanna) építette, Ferenc pedig a weblap design-ért felelt. A weblap felépítése többnyire a Bootstrap 5-ös verziójában van és így, mikor a weblapot akarjuk kicsinyíteni szélességben, a képek és a szövegek nem fognak egymásba hullani és így nem dől össze a weboldal. Ezen a napon sikeres lett egy kért navigációs menű és felkerültek az első képek és szövegek.</w:t>
+      </w:r>
+    </w:p>
+    <w:p/>
+    <w:p>
+      <w:r>
+        <w:t>2026.09.24. - A weblap véglegesítése, utolsó ötletek</w:t>
+      </w:r>
+    </w:p>
+    <w:p>
+      <w:r>
+        <w:t xml:space="preserve">A feladatban kérés volt a választott városban legalább 3-4 látványosságot kódolni és egy működő, interaktív kvízt vagy galériát. A kvíz mellett döntöttünk és ez a feladat Ferencnek jutott. A weblapon a 4 számunkra látványosságokat sikerült elhelyezni az oldalon. Minden látványossághoz egy rövid történet, ismertető adatok és egy kép is társul. </w:t>
       </w:r>
     </w:p>
     <w:p/>
@@ -115,13 +68,7 @@
     </w:p>
     <w:p>
       <w:r>
-        <w:t>A weblap navigációs menüje nagyon érdekesen működik. A tervem az volt, hogy az elemeket egy</w:t>
-      </w:r>
-      <w:r>
-        <w:t xml:space="preserve"> oldalra tudjam elhelyezni és ha egy felhasználó rákattint egy címre a navigációs menüben, akkor a tartalom nem új lapon, hanem ugyanazon fog megjelenni. Ez úgy történik, hogy a címre kattintva az oldal automatikusan legördít arra tartalom részre, amelyet </w:t>
-      </w:r>
-      <w:r>
-        <w:t xml:space="preserve">a felhasználó a navigációs bárban megnyomott. </w:t>
+        <w:t xml:space="preserve">A weblap navigációs menüje nagyon érdekesen működik. A tervem az volt, hogy az elemeket egy oldalra tudjam elhelyezni és ha egy felhasználó rákattint egy címre a navigációs menüben, akkor a tartalom nem új lapon, hanem ugyanazon fog megjelenni. Ez úgy történik, hogy a címre kattintva az oldal automatikusan legördít arra tartalom részre, amelyet a felhasználó a navigációs bárban megnyomott. </w:t>
       </w:r>
     </w:p>
     <w:p/>
@@ -195,6 +142,9 @@
     </w:p>
     <w:p>
       <w:r>
+        <w:rPr>
+          <w:noProof/>
+        </w:rPr>
         <w:drawing>
           <wp:anchor distT="0" distB="0" distL="114300" distR="114300" simplePos="0" relativeHeight="251659264" behindDoc="1" locked="0" layoutInCell="1" allowOverlap="1" wp14:anchorId="29E9AB5D" wp14:editId="7771E29A">
             <wp:simplePos x="0" y="0"/>
@@ -353,6 +303,25 @@
       </w:r>
       <w:r>
         <w:t xml:space="preserve"> kéne kinéznie:</w:t>
+      </w:r>
+    </w:p>
+    <w:p/>
+    <w:p/>
+    <w:p/>
+    <w:p/>
+    <w:p/>
+    <w:p/>
+    <w:p/>
+    <w:p/>
+    <w:p>
+      <w:r>
+        <w:t>Repo link:</w:t>
+      </w:r>
+      <w:r>
+        <w:t xml:space="preserve"> </w:t>
+      </w:r>
+      <w:r>
+        <w:t>https://github.com/Ferenc0/Tokio.git</w:t>
       </w:r>
     </w:p>
     <w:sectPr>
